--- a/backend/templates/docx/AM_AI_SAFE_Report_TEMPLATE.docx
+++ b/backend/templates/docx/AM_AI_SAFE_Report_TEMPLATE.docx
@@ -4,58 +4,221 @@
   <w:body>
     <w:p>
       <w:pPr>
+        <w:pStyle w:val="Title"/>
         <w:jc w:val="center"/>
       </w:pPr>
       <w:r>
-        <w:rPr>
-          <w:b/>
-          <w:sz w:val="48"/>
-        </w:rPr>
-        <w:t>AM AI SAFE</w:t>
-        <w:br/>
-        <w:t>AI Framework Assessment</w:t>
-        <w:br/>
+        <w:t>AM AI SAFE Assessment Report</w:t>
+      </w:r>
+    </w:p>
+    <w:p>
+      <w:pPr>
+        <w:pStyle w:val="Heading1"/>
+      </w:pPr>
+      <w:r>
+        <w:t>Organization Information</w:t>
+      </w:r>
+    </w:p>
+    <w:tbl>
+      <w:tblPr>
+        <w:tblStyle w:val="TableGrid"/>
+        <w:tblW w:type="auto" w:w="0"/>
+        <w:tblLook w:firstColumn="1" w:firstRow="1" w:lastColumn="0" w:lastRow="0" w:noHBand="0" w:noVBand="1" w:val="04A0"/>
+      </w:tblPr>
+      <w:tblGrid>
+        <w:gridCol w:w="4320"/>
+        <w:gridCol w:w="4320"/>
+      </w:tblGrid>
+      <w:tr>
+        <w:tc>
+          <w:tcPr>
+            <w:tcW w:type="dxa" w:w="4320"/>
+          </w:tcPr>
+          <w:p>
+            <w:r>
+              <w:t>Organization:</w:t>
+            </w:r>
+          </w:p>
+        </w:tc>
+        <w:tc>
+          <w:tcPr>
+            <w:tcW w:type="dxa" w:w="4320"/>
+          </w:tcPr>
+          <w:p>
+            <w:r>
+              <w:t>{{org.name}}</w:t>
+            </w:r>
+          </w:p>
+        </w:tc>
+      </w:tr>
+      <w:tr>
+        <w:tc>
+          <w:tcPr>
+            <w:tcW w:type="dxa" w:w="4320"/>
+          </w:tcPr>
+          <w:p>
+            <w:r>
+              <w:t>Assessment Date:</w:t>
+            </w:r>
+          </w:p>
+        </w:tc>
+        <w:tc>
+          <w:tcPr>
+            <w:tcW w:type="dxa" w:w="4320"/>
+          </w:tcPr>
+          <w:p>
+            <w:r>
+              <w:t>{{assessment.date}}</w:t>
+            </w:r>
+          </w:p>
+        </w:tc>
+      </w:tr>
+      <w:tr>
+        <w:tc>
+          <w:tcPr>
+            <w:tcW w:type="dxa" w:w="4320"/>
+          </w:tcPr>
+          <w:p>
+            <w:r>
+              <w:t>Report Version:</w:t>
+            </w:r>
+          </w:p>
+        </w:tc>
+        <w:tc>
+          <w:tcPr>
+            <w:tcW w:type="dxa" w:w="4320"/>
+          </w:tcPr>
+          <w:p>
+            <w:r>
+              <w:t>{{assessment.version}}</w:t>
+            </w:r>
+          </w:p>
+        </w:tc>
+      </w:tr>
+    </w:tbl>
+    <w:p>
+      <w:pPr>
+        <w:pStyle w:val="Heading1"/>
+      </w:pPr>
+      <w:r>
+        <w:t>Executive Summary</w:t>
+      </w:r>
+    </w:p>
+    <w:p>
+      <w:r>
+        <w:t>Overall AI Maturity Score: {{overall.score}}%</w:t>
+      </w:r>
+    </w:p>
+    <w:p>
+      <w:r>
+        <w:t>Maturity Tier: {{overall.tier}}</w:t>
+      </w:r>
+    </w:p>
+    <w:p>
+      <w:pPr>
+        <w:pStyle w:val="Heading1"/>
+      </w:pPr>
+      <w:r>
+        <w:t>Assessment Heatmap</w:t>
+      </w:r>
+    </w:p>
+    <w:p>
+      <w:r>
+        <w:t>The following heatmap visualizes your organization's AI maturity across all domains:</w:t>
       </w:r>
     </w:p>
     <w:p>
       <w:pPr>
         <w:jc w:val="center"/>
       </w:pPr>
+    </w:p>
+    <w:p>
       <w:r>
-        <w:t>for</w:t>
+        <w:t>{{heatmap_image}}</w:t>
       </w:r>
     </w:p>
     <w:p>
       <w:pPr>
-        <w:jc w:val="center"/>
+        <w:pStyle w:val="Heading1"/>
       </w:pPr>
       <w:r>
-        <w:rPr>
-          <w:sz w:val="36"/>
-        </w:rPr>
-        <w:t>{{org.name}}</w:t>
+        <w:t>High Priority Actions</w:t>
+      </w:r>
+    </w:p>
+    <w:p>
+      <w:r>
+        <w:t>The following actions require immediate attention:</w:t>
+      </w:r>
+    </w:p>
+    <w:p>
+      <w:r>
+        <w:t>{% for action in actions.high %}</w:t>
+      </w:r>
+    </w:p>
+    <w:p>
+      <w:r>
+        <w:t>• {{action.text}} ({{action.domain}})</w:t>
+      </w:r>
+    </w:p>
+    <w:p>
+      <w:r>
+        <w:t>{% endfor %}</w:t>
       </w:r>
     </w:p>
     <w:p>
       <w:pPr>
-        <w:jc w:val="center"/>
+        <w:pStyle w:val="Heading1"/>
       </w:pPr>
       <w:r>
-        <w:rPr>
-          <w:sz w:val="24"/>
-        </w:rPr>
-        <w:t>{{formatDate assessment.date}}</w:t>
+        <w:t>Medium Priority Actions</w:t>
+      </w:r>
+    </w:p>
+    <w:p>
+      <w:r>
+        <w:t>The following actions should be addressed in the medium term:</w:t>
+      </w:r>
+    </w:p>
+    <w:p>
+      <w:r>
+        <w:t>{% for action in actions.medium %}</w:t>
+      </w:r>
+    </w:p>
+    <w:p>
+      <w:r>
+        <w:t>• {{action.text}} ({{action.domain}})</w:t>
+      </w:r>
+    </w:p>
+    <w:p>
+      <w:r>
+        <w:t>{% endfor %}</w:t>
       </w:r>
     </w:p>
     <w:p>
       <w:pPr>
-        <w:jc w:val="center"/>
+        <w:pStyle w:val="Heading1"/>
       </w:pPr>
       <w:r>
-        <w:rPr>
-          <w:i/>
-        </w:rPr>
-        <w:t>Automated Version</w:t>
+        <w:t>Low Priority Actions</w:t>
+      </w:r>
+    </w:p>
+    <w:p>
+      <w:r>
+        <w:t>The following actions can be addressed as resources allow:</w:t>
+      </w:r>
+    </w:p>
+    <w:p>
+      <w:r>
+        <w:t>{% for action in actions.low %}</w:t>
+      </w:r>
+    </w:p>
+    <w:p>
+      <w:r>
+        <w:t>• {{action.text}} ({{action.domain}})</w:t>
+      </w:r>
+    </w:p>
+    <w:p>
+      <w:r>
+        <w:t>{% endfor %}</w:t>
       </w:r>
     </w:p>
     <w:p>
@@ -65,397 +228,12 @@
     </w:p>
     <w:p>
       <w:r>
-        <w:rPr>
-          <w:b/>
-          <w:sz w:val="32"/>
-        </w:rPr>
-        <w:t>Executive Summary</w:t>
+        <w:t>This report was generated by the AM AI SAFE assessment platform.</w:t>
       </w:r>
     </w:p>
     <w:p>
       <w:r>
-        <w:t>This section provides a concise overview of the AM AI SAFE assessment for {{org.name}}. It summarises the current AI governance and risk posture, highlights priority gaps, and outlines recommended next steps. (Static explanatory text – keep/edit as needed.)</w:t>
-      </w:r>
-    </w:p>
-    <w:p>
-      <w:r>
-        <w:rPr>
-          <w:b/>
-        </w:rPr>
-        <w:t xml:space="preserve">Overall result: </w:t>
-      </w:r>
-      <w:r>
-        <w:rPr>
-          <w:b/>
-        </w:rPr>
-        <w:t xml:space="preserve">{{overall.score}}% </w:t>
-      </w:r>
-      <w:r>
-        <w:rPr>
-          <w:b w:val="0"/>
-        </w:rPr>
-        <w:t xml:space="preserve">(tier: </w:t>
-      </w:r>
-      <w:r>
-        <w:rPr>
-          <w:b/>
-        </w:rPr>
-        <w:t>{{overall.tier}}</w:t>
-      </w:r>
-      <w:r>
-        <w:rPr>
-          <w:b w:val="0"/>
-        </w:rPr>
-        <w:t>)</w:t>
-      </w:r>
-    </w:p>
-    <w:p>
-      <w:r>
-        <w:t>Methodology: The AM AI SAFE framework evaluates 11 domains and 88 questions with predefined answer options, aggregating results into domain scores, an overall maturity score, and a prioritised remediation plan. (Static explanatory text.)</w:t>
-      </w:r>
-    </w:p>
-    <w:p>
-      <w:r>
-        <w:rPr>
-          <w:b/>
-          <w:sz w:val="32"/>
-        </w:rPr>
-        <w:t>Assessment Results</w:t>
-      </w:r>
-    </w:p>
-    <w:p>
-      <w:r>
-        <w:t>Colour legend, domain layout, and sorting explanation (static text). Regenerate the heatmap and tables for each assessment submission.</w:t>
-      </w:r>
-    </w:p>
-    <w:p>
-      <w:r>
-        <w:t>Figure 1. {{org.name}} AI Maturity Heatmap (dynamic image placeholder)</w:t>
-      </w:r>
-    </w:p>
-    <w:p>
-      <w:r>
-        <w:t>[Replace image at render-time using {{assets.heatmapUrl}}]</w:t>
-      </w:r>
-    </w:p>
-    <w:p>
-      <w:r>
-        <w:rPr>
-          <w:b/>
-          <w:sz w:val="32"/>
-        </w:rPr>
-        <w:t>Recommendations</w:t>
-      </w:r>
-    </w:p>
-    <w:p>
-      <w:r>
-        <w:t>The following actions are grouped by priority. Populate each table from the scoring engine using canned recommendations mapped to question IDs.</w:t>
-      </w:r>
-    </w:p>
-    <w:p>
-      <w:r>
-        <w:rPr>
-          <w:b/>
-          <w:sz w:val="28"/>
-        </w:rPr>
-        <w:t>3.1 High Priority</w:t>
-      </w:r>
-    </w:p>
-    <w:p>
-      <w:r>
-        <w:t>Table 1. High Priority (dynamic rows begin below)</w:t>
-      </w:r>
-    </w:p>
-    <w:p>
-      <w:pPr>
-        <w:jc w:val="left"/>
-      </w:pPr>
-      <w:r>
-        <w:t>{{#each actions.high}}</w:t>
-      </w:r>
-    </w:p>
-    <w:tbl>
-      <w:tblPr>
-        <w:tblW w:type="auto" w:w="0"/>
-        <w:tblLook w:firstColumn="1" w:firstRow="1" w:lastColumn="0" w:lastRow="0" w:noHBand="0" w:noVBand="1" w:val="04A0"/>
-      </w:tblPr>
-      <w:tblGrid>
-        <w:gridCol w:w="2880"/>
-        <w:gridCol w:w="2880"/>
-        <w:gridCol w:w="2880"/>
-      </w:tblGrid>
-      <w:tr>
-        <w:tc>
-          <w:tcPr>
-            <w:tcW w:type="dxa" w:w="2880"/>
-          </w:tcPr>
-          <w:p>
-            <w:r>
-              <w:t>Domain</w:t>
-            </w:r>
-          </w:p>
-        </w:tc>
-        <w:tc>
-          <w:tcPr>
-            <w:tcW w:type="dxa" w:w="2880"/>
-          </w:tcPr>
-          <w:p>
-            <w:r>
-              <w:t>Question ID</w:t>
-            </w:r>
-          </w:p>
-        </w:tc>
-        <w:tc>
-          <w:tcPr>
-            <w:tcW w:type="dxa" w:w="2880"/>
-          </w:tcPr>
-          <w:p>
-            <w:r>
-              <w:t>Recommendation</w:t>
-            </w:r>
-          </w:p>
-        </w:tc>
-      </w:tr>
-      <w:tr>
-        <w:tc>
-          <w:tcPr>
-            <w:tcW w:type="dxa" w:w="2880"/>
-          </w:tcPr>
-          <w:p>
-            <w:r>
-              <w:t>{{domain}}</w:t>
-            </w:r>
-          </w:p>
-        </w:tc>
-        <w:tc>
-          <w:tcPr>
-            <w:tcW w:type="dxa" w:w="2880"/>
-          </w:tcPr>
-          <w:p>
-            <w:r>
-              <w:t>{{question_id}}</w:t>
-            </w:r>
-          </w:p>
-        </w:tc>
-        <w:tc>
-          <w:tcPr>
-            <w:tcW w:type="dxa" w:w="2880"/>
-          </w:tcPr>
-          <w:p>
-            <w:r>
-              <w:t>{{text}}</w:t>
-            </w:r>
-          </w:p>
-        </w:tc>
-      </w:tr>
-    </w:tbl>
-    <w:p>
-      <w:r>
-        <w:t>{{/each}}</w:t>
-      </w:r>
-    </w:p>
-    <w:p>
-      <w:r>
-        <w:rPr>
-          <w:b/>
-          <w:sz w:val="28"/>
-        </w:rPr>
-        <w:t>3.2 Medium Priority</w:t>
-      </w:r>
-    </w:p>
-    <w:p>
-      <w:r>
-        <w:t>Table 2. Medium Priority (dynamic rows begin below)</w:t>
-      </w:r>
-    </w:p>
-    <w:p>
-      <w:r>
-        <w:t>{{#each actions.medium}}</w:t>
-      </w:r>
-    </w:p>
-    <w:tbl>
-      <w:tblPr>
-        <w:tblW w:type="auto" w:w="0"/>
-        <w:tblLook w:firstColumn="1" w:firstRow="1" w:lastColumn="0" w:lastRow="0" w:noHBand="0" w:noVBand="1" w:val="04A0"/>
-      </w:tblPr>
-      <w:tblGrid>
-        <w:gridCol w:w="2880"/>
-        <w:gridCol w:w="2880"/>
-        <w:gridCol w:w="2880"/>
-      </w:tblGrid>
-      <w:tr>
-        <w:tc>
-          <w:tcPr>
-            <w:tcW w:type="dxa" w:w="2880"/>
-          </w:tcPr>
-          <w:p>
-            <w:r>
-              <w:t>Domain</w:t>
-            </w:r>
-          </w:p>
-        </w:tc>
-        <w:tc>
-          <w:tcPr>
-            <w:tcW w:type="dxa" w:w="2880"/>
-          </w:tcPr>
-          <w:p>
-            <w:r>
-              <w:t>Question ID</w:t>
-            </w:r>
-          </w:p>
-        </w:tc>
-        <w:tc>
-          <w:tcPr>
-            <w:tcW w:type="dxa" w:w="2880"/>
-          </w:tcPr>
-          <w:p>
-            <w:r>
-              <w:t>Recommendation</w:t>
-            </w:r>
-          </w:p>
-        </w:tc>
-      </w:tr>
-      <w:tr>
-        <w:tc>
-          <w:tcPr>
-            <w:tcW w:type="dxa" w:w="2880"/>
-          </w:tcPr>
-          <w:p>
-            <w:r>
-              <w:t>{{domain}}</w:t>
-            </w:r>
-          </w:p>
-        </w:tc>
-        <w:tc>
-          <w:tcPr>
-            <w:tcW w:type="dxa" w:w="2880"/>
-          </w:tcPr>
-          <w:p>
-            <w:r>
-              <w:t>{{question_id}}</w:t>
-            </w:r>
-          </w:p>
-        </w:tc>
-        <w:tc>
-          <w:tcPr>
-            <w:tcW w:type="dxa" w:w="2880"/>
-          </w:tcPr>
-          <w:p>
-            <w:r>
-              <w:t>{{text}}</w:t>
-            </w:r>
-          </w:p>
-        </w:tc>
-      </w:tr>
-    </w:tbl>
-    <w:p>
-      <w:r>
-        <w:t>{{/each}}</w:t>
-      </w:r>
-    </w:p>
-    <w:p>
-      <w:r>
-        <w:rPr>
-          <w:b/>
-          <w:sz w:val="28"/>
-        </w:rPr>
-        <w:t>3.3 Low Priority</w:t>
-      </w:r>
-    </w:p>
-    <w:p>
-      <w:r>
-        <w:t>Table 3. Low Priority (dynamic rows begin below)</w:t>
-      </w:r>
-    </w:p>
-    <w:p>
-      <w:r>
-        <w:t>{{#each actions.low}}</w:t>
-      </w:r>
-    </w:p>
-    <w:tbl>
-      <w:tblPr>
-        <w:tblW w:type="auto" w:w="0"/>
-        <w:tblLook w:firstColumn="1" w:firstRow="1" w:lastColumn="0" w:lastRow="0" w:noHBand="0" w:noVBand="1" w:val="04A0"/>
-      </w:tblPr>
-      <w:tblGrid>
-        <w:gridCol w:w="2880"/>
-        <w:gridCol w:w="2880"/>
-        <w:gridCol w:w="2880"/>
-      </w:tblGrid>
-      <w:tr>
-        <w:tc>
-          <w:tcPr>
-            <w:tcW w:type="dxa" w:w="2880"/>
-          </w:tcPr>
-          <w:p>
-            <w:r>
-              <w:t>Domain</w:t>
-            </w:r>
-          </w:p>
-        </w:tc>
-        <w:tc>
-          <w:tcPr>
-            <w:tcW w:type="dxa" w:w="2880"/>
-          </w:tcPr>
-          <w:p>
-            <w:r>
-              <w:t>Question ID</w:t>
-            </w:r>
-          </w:p>
-        </w:tc>
-        <w:tc>
-          <w:tcPr>
-            <w:tcW w:type="dxa" w:w="2880"/>
-          </w:tcPr>
-          <w:p>
-            <w:r>
-              <w:t>Recommendation</w:t>
-            </w:r>
-          </w:p>
-        </w:tc>
-      </w:tr>
-      <w:tr>
-        <w:tc>
-          <w:tcPr>
-            <w:tcW w:type="dxa" w:w="2880"/>
-          </w:tcPr>
-          <w:p>
-            <w:r>
-              <w:t>{{domain}}</w:t>
-            </w:r>
-          </w:p>
-        </w:tc>
-        <w:tc>
-          <w:tcPr>
-            <w:tcW w:type="dxa" w:w="2880"/>
-          </w:tcPr>
-          <w:p>
-            <w:r>
-              <w:t>{{question_id}}</w:t>
-            </w:r>
-          </w:p>
-        </w:tc>
-        <w:tc>
-          <w:tcPr>
-            <w:tcW w:type="dxa" w:w="2880"/>
-          </w:tcPr>
-          <w:p>
-            <w:r>
-              <w:t>{{text}}</w:t>
-            </w:r>
-          </w:p>
-        </w:tc>
-      </w:tr>
-    </w:tbl>
-    <w:p>
-      <w:r>
-        <w:t>{{/each}}</w:t>
-      </w:r>
-    </w:p>
-    <w:p/>
-    <w:p>
-      <w:r>
-        <w:t>Template markers: {{…}} for single values; {{#each …}}…{{/each}} for repeating rows. Render with DocxTemplater or convert an equivalent HTML template with Handlebars to PDF.</w:t>
+        <w:t>For more information, visit: https://vciso.one</w:t>
       </w:r>
     </w:p>
     <w:sectPr>
@@ -831,10 +609,6 @@
     <w:name w:val="Normal"/>
     <w:qFormat/>
     <w:rsid w:val="00FC693F"/>
-    <w:rPr>
-      <w:rFonts w:ascii="Calibri" w:hAnsi="Calibri" w:eastAsia="Calibri"/>
-      <w:sz w:val="22"/>
-    </w:rPr>
   </w:style>
   <w:style w:type="paragraph" w:styleId="Header">
     <w:name w:val="header"/>
